--- a/downloads/documents/05 Materials/Unit 03/Slides/Slides 03.19 - Careers in Human Services and Education and Unit 3 Test.docx
+++ b/downloads/documents/05 Materials/Unit 03/Slides/Slides 03.19 - Careers in Human Services and Education and Unit 3 Test.docx
@@ -255,7 +255,7 @@
         <w:pStyle w:val="Compact"/>
       </w:pPr>
       <w:r>
-        <w:t xml:space="preserve">At each card, read all three lines: what the person does, what it needs, what it uses from this unit</w:t>
+        <w:t xml:space="preserve">At each card, read every line: what the person does, what it needs, what it uses from this unit, and its cluster</w:t>
       </w:r>
     </w:p>
     <w:p>
@@ -267,7 +267,7 @@
         <w:pStyle w:val="Compact"/>
       </w:pPr>
       <w:r>
-        <w:t xml:space="preserve">Read the whole card. Not the picture</w:t>
+        <w:t xml:space="preserve">Read the whole card. Not just the picture</w:t>
       </w:r>
     </w:p>
     <w:p>
@@ -297,7 +297,7 @@
         <w:t xml:space="preserve"> </w:t>
       </w:r>
       <w:r>
-        <w:t xml:space="preserve">Image: a career card drawn with its three labeled lines: does, needs, uses.</w:t>
+        <w:t xml:space="preserve">Image: a career card drawn with its four labeled lines: does, needs, uses, cluster.</w:t>
       </w:r>
       <w:r>
         <w:t xml:space="preserve"> </w:t>
@@ -349,7 +349,7 @@
         <w:pStyle w:val="Compact"/>
       </w:pPr>
       <w:r>
-        <w:t xml:space="preserve">Q3: do I have, or want, the skill this unit gave it?</w:t>
+        <w:t xml:space="preserve">Q3: do I have, or want, the unit skill it uses?</w:t>
       </w:r>
     </w:p>
     <w:p>
@@ -431,7 +431,25 @@
         <w:pStyle w:val="Compact"/>
       </w:pPr>
       <w:r>
-        <w:t xml:space="preserve">Write the pathway line: what it takes to get there, from the card</w:t>
+        <w:t xml:space="preserve">Write the pathway line: what it takes to get there. Copy it from the card’s</w:t>
+      </w:r>
+      <w:r>
+        <w:t xml:space="preserve"> </w:t>
+      </w:r>
+      <w:r>
+        <w:t xml:space="preserve">“</w:t>
+      </w:r>
+      <w:r>
+        <w:t xml:space="preserve">Needs</w:t>
+      </w:r>
+      <w:r>
+        <w:t xml:space="preserve">”</w:t>
+      </w:r>
+      <w:r>
+        <w:t xml:space="preserve"> </w:t>
+      </w:r>
+      <w:r>
+        <w:t xml:space="preserve">line</w:t>
       </w:r>
     </w:p>
     <w:p>
